--- a/docs/1_ТЗ_Проект_FlowForge.docx
+++ b/docs/1_ТЗ_Проект_FlowForge.docx
@@ -1453,17 +1453,8 @@
           <w:sz w:val="24"/>
           <w:szCs w:val="20"/>
         </w:rPr>
-        <w:t xml:space="preserve">Ершов </w:t>
-      </w:r>
-      <w:proofErr w:type="gramStart"/>
-      <w:r>
-        <w:rPr>
-          <w:sz w:val="24"/>
-          <w:szCs w:val="20"/>
-        </w:rPr>
-        <w:t>М.А.</w:t>
-      </w:r>
-      <w:proofErr w:type="gramEnd"/>
+        <w:t>Ершов М.А.</w:t>
+      </w:r>
       <w:r>
         <w:rPr>
           <w:sz w:val="24"/>
@@ -4398,6 +4389,14 @@
         <w:pStyle w:val="a3"/>
       </w:pPr>
       <w:r>
+        <w:t>Система предоставляет пользователю интеллектуальные рекомендации по добавлению следующих блоков обработки. Рекомендации формируются автоматически на основе текущего состояния сценария, однако их применение требует явного подтверждения пользователя. Данный подход позволяет повысить удобство проектирования сценариев без нарушения принципа пользовательского контроля.</w:t>
+      </w:r>
+    </w:p>
+    <w:p>
+      <w:pPr>
+        <w:pStyle w:val="a3"/>
+      </w:pPr>
+      <w:r>
         <w:t xml:space="preserve">Взаимодействие с системой осуществляется посредством веб-интерфейса, предоставляющего средства для управления </w:t>
       </w:r>
       <w:proofErr w:type="spellStart"/>
@@ -4416,6 +4415,11 @@
       <w:r>
         <w:t>Создание системы направлено на предоставление удобного и расширяемого инструмента для автоматизации процессов обработки информации, снижения трудоёмкости рутинных операций и демонстрации практического применения технологий клиент-серверной архитектуры и искусственного интеллекта.</w:t>
       </w:r>
+    </w:p>
+    <w:p>
+      <w:pPr>
+        <w:pStyle w:val="a3"/>
+      </w:pPr>
     </w:p>
     <w:p>
       <w:pPr>
@@ -4576,7 +4580,31 @@
         <w:ind w:left="0" w:firstLine="709"/>
       </w:pPr>
       <w:r>
-        <w:t>Анализ и обработку текстовых данных с использованием технологий машинного обучения и нейронных сетей;</w:t>
+        <w:t>Анализ и обработку текстовых данных с использованием технологий машинного обучения и нейронных сетей</w:t>
+      </w:r>
+      <w:r>
+        <w:t xml:space="preserve"> </w:t>
+      </w:r>
+      <w:r>
+        <w:t xml:space="preserve">для </w:t>
+      </w:r>
+      <w:r>
+        <w:t>интеллектуальн</w:t>
+      </w:r>
+      <w:r>
+        <w:t>ых</w:t>
+      </w:r>
+      <w:r>
+        <w:t xml:space="preserve"> рекомендаци</w:t>
+      </w:r>
+      <w:r>
+        <w:t>й</w:t>
+      </w:r>
+      <w:r>
+        <w:t xml:space="preserve"> по добавлению следующих блоков обработки</w:t>
+      </w:r>
+      <w:r>
+        <w:t>;</w:t>
       </w:r>
     </w:p>
     <w:p>
@@ -4678,15 +4706,18 @@
       </w:r>
       <w:proofErr w:type="spellEnd"/>
       <w:r>
-        <w:t xml:space="preserve"> и результатов выполненных операций. После восстановления работоспособности система должна обеспечивать корректный запуск без потери данных.</w:t>
-      </w:r>
-    </w:p>
-    <w:p>
-      <w:pPr>
-        <w:pStyle w:val="a3"/>
-      </w:pPr>
+        <w:t xml:space="preserve"> и результатов выполненных операций. После восстановления работоспособности система </w:t>
+      </w:r>
       <w:r>
         <w:lastRenderedPageBreak/>
+        <w:t>должна обеспечивать корректный запуск без потери данных.</w:t>
+      </w:r>
+    </w:p>
+    <w:p>
+      <w:pPr>
+        <w:pStyle w:val="a3"/>
+      </w:pPr>
+      <w:r>
         <w:t xml:space="preserve">Ошибки, возникающие в процессе выполнения </w:t>
       </w:r>
       <w:proofErr w:type="spellStart"/>
@@ -4975,6 +5006,7 @@
         <w:ind w:left="0" w:firstLine="709"/>
       </w:pPr>
       <w:r>
+        <w:lastRenderedPageBreak/>
         <w:t xml:space="preserve">Система управления базами данных </w:t>
       </w:r>
       <w:proofErr w:type="spellStart"/>
@@ -4996,7 +5028,6 @@
         <w:ind w:left="0" w:firstLine="709"/>
       </w:pPr>
       <w:r>
-        <w:lastRenderedPageBreak/>
         <w:t xml:space="preserve">Оперативная память сервера </w:t>
       </w:r>
       <w:r>
@@ -5334,6 +5365,40 @@
     <w:p>
       <w:pPr>
         <w:pStyle w:val="a3"/>
+        <w:numPr>
+          <w:ilvl w:val="1"/>
+          <w:numId w:val="21"/>
+        </w:numPr>
+        <w:ind w:left="0" w:firstLine="709"/>
+      </w:pPr>
+      <w:r>
+        <w:t>И</w:t>
+      </w:r>
+      <w:r>
+        <w:t>нтеллектуальн</w:t>
+      </w:r>
+      <w:r>
+        <w:t>ая</w:t>
+      </w:r>
+      <w:r>
+        <w:t xml:space="preserve"> рекомендаци</w:t>
+      </w:r>
+      <w:r>
+        <w:t>я</w:t>
+      </w:r>
+      <w:r>
+        <w:t xml:space="preserve"> </w:t>
+      </w:r>
+      <w:r>
+        <w:t xml:space="preserve">с помощью нейронной сети </w:t>
+      </w:r>
+      <w:r>
+        <w:t>по добавлению следующих блоков обработки</w:t>
+      </w:r>
+    </w:p>
+    <w:p>
+      <w:pPr>
+        <w:pStyle w:val="a3"/>
       </w:pPr>
       <w:r>
         <w:t>Интерфейс должен быть адаптирован для работы с различными разрешениями экранов и обеспечивать корректное отображение элементов управления на экранах различного размера.</w:t>
@@ -5478,7 +5543,31 @@
         <w:ind w:left="0" w:firstLine="709"/>
       </w:pPr>
       <w:r>
-        <w:t>Возможность обработки и анализа текстовых данных с использованием моделей машинного обучения и нейронных сетей;</w:t>
+        <w:t>Возможность обработки и анализа текстовых данных с использованием моделей машинного обучения и нейронных сетей</w:t>
+      </w:r>
+      <w:r>
+        <w:t xml:space="preserve"> </w:t>
+      </w:r>
+      <w:r>
+        <w:t xml:space="preserve">для </w:t>
+      </w:r>
+      <w:r>
+        <w:t>интеллектуальн</w:t>
+      </w:r>
+      <w:r>
+        <w:t>ых</w:t>
+      </w:r>
+      <w:r>
+        <w:t xml:space="preserve"> рекомендаци</w:t>
+      </w:r>
+      <w:r>
+        <w:t>й</w:t>
+      </w:r>
+      <w:r>
+        <w:t xml:space="preserve"> по добавлению следующих блоков обработки</w:t>
+      </w:r>
+      <w:r>
+        <w:t>;</w:t>
       </w:r>
     </w:p>
     <w:p>
@@ -5647,6 +5736,7 @@
         <w:ind w:left="0" w:firstLine="709"/>
       </w:pPr>
       <w:r>
+        <w:lastRenderedPageBreak/>
         <w:t xml:space="preserve">Интерфейс должен отображать статус выполнения </w:t>
       </w:r>
       <w:proofErr w:type="spellStart"/>
@@ -5668,7 +5758,6 @@
         <w:ind w:left="0" w:firstLine="709"/>
       </w:pPr>
       <w:r>
-        <w:lastRenderedPageBreak/>
         <w:t>Все элементы управления должны иметь текстовые обозначения;</w:t>
       </w:r>
     </w:p>
@@ -13905,7 +13994,6 @@
   <w:style w:type="character" w:default="1" w:styleId="a0">
     <w:name w:val="Default Paragraph Font"/>
     <w:uiPriority w:val="1"/>
-    <w:semiHidden/>
     <w:unhideWhenUsed/>
   </w:style>
   <w:style w:type="table" w:default="1" w:styleId="a1">
